--- a/bai4.docx
+++ b/bai4.docx
@@ -7,7 +7,7 @@
         <w:ind w:left="360"/>
       </w:pPr>
       <w:r>
-        <w:t>Cách 1: Ép kiểu trực tiếp (Khuyên dùng). Can thiệp thẳng vào cột cũ nhưng thêm tham số LOCK=SHARED để ứng dụng vẫn được Đọc (khách vẫn đăng nhập bình thường), chỉ tạm khóa thao tác Ghi/Đăng ký mới. Ưu điểm: Không cần sửa code Backend.</w:t>
+        <w:t>Giải pháp 1: DDL "Một chạm" (Áp dụng nếu hệ thống dùng PostgreSQL)</w:t>
       </w:r>
     </w:p>
     <w:p>
@@ -15,7 +15,93 @@
         <w:ind w:left="360"/>
       </w:pPr>
       <w:r>
-        <w:t>Cách 2: Tạo Cột Ảo (Virtual Column). Thêm cột mới bằng DDL, tự động điền thêm số 0 vào trước số cũ. Ưu điểm: Tức thì, Zero downtime. Nhược điểm: Bắt buộc phải sửa code Backend để hệ thống đọc từ cột ảo này.</w:t>
+        <w:t>Một số RDBMS hiện đại như PostgreSQL cho phép bạn vừa thay đổi kiểu dữ liệu, vừa format lại dữ liệu (chèn thêm số 0) ngay bên trong một câu lệnh DDL duy nhất thông qua mệnh đề USING.</w:t>
+      </w:r>
+    </w:p>
+    <w:p>
+      <w:pPr>
+        <w:numPr>
+          <w:ilvl w:val="0"/>
+          <w:numId w:val="3"/>
+        </w:numPr>
+      </w:pPr>
+      <w:r>
+        <w:t>Cơ chế: Lệnh sẽ ép kiểu sang Text, sau đó dùng hàm LPAD để bù đủ 10 ký tự bằng các số 0 ở đầu.</w:t>
+      </w:r>
+    </w:p>
+    <w:p>
+      <w:pPr>
+        <w:ind w:left="360"/>
+      </w:pPr>
+      <w:r>
+        <w:t>Giải pháp 2: Tiêu chuẩn Zero-Downtime (Chuẩn mực Production cho MySQL / SQL Server)</w:t>
+      </w:r>
+    </w:p>
+    <w:p>
+      <w:pPr>
+        <w:ind w:left="360"/>
+      </w:pPr>
+      <w:r>
+        <w:t>Bởi vì MySQL không hỗ trợ mệnh đề USING và lệnh ALTER TABLE MODIFY sẽ khóa bảng, giải pháp thực tế của các kỹ sư là áp dụng pattern "Thay cột (Column Swap)":</w:t>
+      </w:r>
+    </w:p>
+    <w:p>
+      <w:pPr>
+        <w:numPr>
+          <w:ilvl w:val="0"/>
+          <w:numId w:val="4"/>
+        </w:numPr>
+      </w:pPr>
+      <w:r>
+        <w:t xml:space="preserve">Thêm một cột tạm: ALTER TABLE USERS ADD COLUMN Phone_New </w:t>
+      </w:r>
+      <w:proofErr w:type="gramStart"/>
+      <w:r>
+        <w:t>VARCHAR(</w:t>
+      </w:r>
+      <w:proofErr w:type="gramEnd"/>
+      <w:r>
+        <w:t>15</w:t>
+      </w:r>
+      <w:proofErr w:type="gramStart"/>
+      <w:r>
+        <w:t>);</w:t>
+      </w:r>
+      <w:proofErr w:type="gramEnd"/>
+    </w:p>
+    <w:p>
+      <w:pPr>
+        <w:numPr>
+          <w:ilvl w:val="0"/>
+          <w:numId w:val="4"/>
+        </w:numPr>
+      </w:pPr>
+      <w:r>
+        <w:t xml:space="preserve">Chạy ngầm DML để bù số 0 (chạy theo batch nhỏ để không lock): UPDATE USERS SET Phone_New = </w:t>
+      </w:r>
+      <w:proofErr w:type="gramStart"/>
+      <w:r>
+        <w:t>LPAD(</w:t>
+      </w:r>
+      <w:proofErr w:type="gramEnd"/>
+      <w:r>
+        <w:t>Phone, 10, '0'</w:t>
+      </w:r>
+      <w:proofErr w:type="gramStart"/>
+      <w:r>
+        <w:t>);</w:t>
+      </w:r>
+      <w:proofErr w:type="gramEnd"/>
+    </w:p>
+    <w:p>
+      <w:pPr>
+        <w:numPr>
+          <w:ilvl w:val="0"/>
+          <w:numId w:val="4"/>
+        </w:numPr>
+      </w:pPr>
+      <w:r>
+        <w:t>DDL chốt hạ: Dùng 1 lệnh DDL siêu tốc để tráo tên cột.</w:t>
       </w:r>
     </w:p>
     <w:tbl>
@@ -37,9 +123,9 @@
         <w:tblLook w:val="04A0" w:firstRow="1" w:lastRow="0" w:firstColumn="1" w:lastColumn="0" w:noHBand="0" w:noVBand="1"/>
       </w:tblPr>
       <w:tblGrid>
-        <w:gridCol w:w="1544"/>
-        <w:gridCol w:w="4791"/>
-        <w:gridCol w:w="3015"/>
+        <w:gridCol w:w="1520"/>
+        <w:gridCol w:w="3652"/>
+        <w:gridCol w:w="4178"/>
       </w:tblGrid>
       <w:tr>
         <w:trPr>
@@ -78,7 +164,7 @@
           </w:tcPr>
           <w:p>
             <w:r>
-              <w:t>Giải pháp 1: Sửa trực tiếp cột cũ (ALTER MODIFY)</w:t>
+              <w:t>Giải pháp 1: DDL "Một chạm" (PostgreSQL)</w:t>
             </w:r>
           </w:p>
         </w:tc>
@@ -96,7 +182,7 @@
           </w:tcPr>
           <w:p>
             <w:r>
-              <w:t>Giải pháp 2: Tạo cột ảo (VIRTUAL COLUMN)</w:t>
+              <w:t>Giải pháp 2: DDL Zero-Downtime Swap (MySQL/General)</w:t>
             </w:r>
           </w:p>
         </w:tc>
@@ -119,7 +205,7 @@
           </w:tcPr>
           <w:p>
             <w:r>
-              <w:t>Tốc độ DDL</w:t>
+              <w:t>Bản chất lệnh</w:t>
             </w:r>
           </w:p>
         </w:tc>
@@ -137,7 +223,7 @@
           </w:tcPr>
           <w:p>
             <w:r>
-              <w:t>Chậm (Phải quét và tạo lại 2 triệu bản ghi).</w:t>
+              <w:t>Chạy 1 câu lệnh ALTER TABLE duy nhất.</w:t>
             </w:r>
           </w:p>
         </w:tc>
@@ -155,7 +241,7 @@
           </w:tcPr>
           <w:p>
             <w:r>
-              <w:t>Rất nhanh (Chỉ thay đổi metadata).</w:t>
+              <w:t>Nhiều bước (Thêm cột tạm -&gt; Chuyển data -&gt; Swap cột).</w:t>
             </w:r>
           </w:p>
         </w:tc>
@@ -178,7 +264,7 @@
           </w:tcPr>
           <w:p>
             <w:r>
-              <w:t>Ảnh hưởng hệ thống</w:t>
+              <w:t>Khôi phục số 0</w:t>
             </w:r>
           </w:p>
         </w:tc>
@@ -196,7 +282,7 @@
           </w:tcPr>
           <w:p>
             <w:r>
-              <w:t>Tạm khóa thao tác Ghi (chặn Insert/Update), nhưng vẫn cho phép Đọc (Select).</w:t>
+              <w:t>Thực hiện đồng thời qua mệnh đề USING.</w:t>
             </w:r>
           </w:p>
         </w:tc>
@@ -214,7 +300,7 @@
           </w:tcPr>
           <w:p>
             <w:r>
-              <w:t>Zero Downtime (Không khóa bảng).</w:t>
+              <w:t>Thực hiện qua lệnh UPDATE DML (kiểm soát được data lỗi).</w:t>
             </w:r>
           </w:p>
         </w:tc>
@@ -237,7 +323,7 @@
           </w:tcPr>
           <w:p>
             <w:r>
-              <w:t>Sửa đổi Code App</w:t>
+              <w:t>Rủi ro sập app</w:t>
             </w:r>
           </w:p>
         </w:tc>
@@ -255,7 +341,7 @@
           </w:tcPr>
           <w:p>
             <w:r>
-              <w:t>Không cần sửa code.</w:t>
+              <w:t>Có thể bị block nhẹ tùy vào số lượng transaction đang chạy giữ lock.</w:t>
             </w:r>
           </w:p>
         </w:tc>
@@ -272,15 +358,19 @@
             <w:hideMark/>
           </w:tcPr>
           <w:p>
+            <w:proofErr w:type="gramStart"/>
             <w:r>
-              <w:t>Bắt buộc sửa Backend để trỏ sang tên cột ảo mới.</w:t>
+              <w:t>An</w:t>
+            </w:r>
+            <w:proofErr w:type="gramEnd"/>
+            <w:r>
+              <w:t xml:space="preserve"> toàn tuyệt đối (Zero-downtime), ứng dụng vẫn chạy bình thường lúc migrate.</w:t>
             </w:r>
           </w:p>
         </w:tc>
       </w:tr>
       <w:tr>
         <w:trPr>
-          <w:trHeight w:val="475"/>
           <w:tblCellSpacing w:w="15" w:type="dxa"/>
         </w:trPr>
         <w:tc>
@@ -297,7 +387,8 @@
           </w:tcPr>
           <w:p>
             <w:r>
-              <w:t>Xử lý số 0 bị mất</w:t>
+              <w:lastRenderedPageBreak/>
+              <w:t>Khả năng Rollback</w:t>
             </w:r>
           </w:p>
         </w:tc>
@@ -315,7 +406,7 @@
           </w:tcPr>
           <w:p>
             <w:r>
-              <w:t>Không tự động thêm lại số 0 (Phải chạy UPDATE sau đó).</w:t>
+              <w:t>Phụ thuộc vào Transaction của DDL.</w:t>
             </w:r>
           </w:p>
         </w:tc>
@@ -332,14 +423,23 @@
             <w:hideMark/>
           </w:tcPr>
           <w:p>
+            <w:proofErr w:type="gramStart"/>
             <w:r>
-              <w:t>Tự động format lại số (thêm số 0 bằng hàm).</w:t>
+              <w:t>An</w:t>
+            </w:r>
+            <w:proofErr w:type="gramEnd"/>
+            <w:r>
+              <w:t xml:space="preserve"> toàn vì vẫn còn giữ lại cột Phone cũ sau khi đổi tên.</w:t>
             </w:r>
           </w:p>
         </w:tc>
       </w:tr>
     </w:tbl>
-    <w:p/>
+    <w:p>
+      <w:r>
+        <w:t>Giải pháp 1 là lựa chọn khả thi nhất về mặt cú pháp.</w:t>
+      </w:r>
+    </w:p>
     <w:sectPr>
       <w:pgSz w:w="12240" w:h="15840"/>
       <w:pgMar w:top="1440" w:right="1440" w:bottom="1440" w:left="1440" w:header="720" w:footer="720" w:gutter="0"/>
@@ -465,6 +565,155 @@
     </w:lvl>
   </w:abstractNum>
   <w:abstractNum w:abstractNumId="1" w15:restartNumberingAfterBreak="0">
+    <w:nsid w:val="35FD56A0"/>
+    <w:multiLevelType w:val="multilevel"/>
+    <w:tmpl w:val="209EA186"/>
+    <w:lvl w:ilvl="0">
+      <w:start w:val="1"/>
+      <w:numFmt w:val="bullet"/>
+      <w:lvlText w:val=""/>
+      <w:lvlJc w:val="left"/>
+      <w:pPr>
+        <w:tabs>
+          <w:tab w:val="num" w:pos="720"/>
+        </w:tabs>
+        <w:ind w:left="720" w:hanging="360"/>
+      </w:pPr>
+      <w:rPr>
+        <w:rFonts w:ascii="Symbol" w:hAnsi="Symbol" w:hint="default"/>
+        <w:sz w:val="20"/>
+      </w:rPr>
+    </w:lvl>
+    <w:lvl w:ilvl="1" w:tentative="1">
+      <w:start w:val="1"/>
+      <w:numFmt w:val="bullet"/>
+      <w:lvlText w:val="o"/>
+      <w:lvlJc w:val="left"/>
+      <w:pPr>
+        <w:tabs>
+          <w:tab w:val="num" w:pos="1440"/>
+        </w:tabs>
+        <w:ind w:left="1440" w:hanging="360"/>
+      </w:pPr>
+      <w:rPr>
+        <w:rFonts w:ascii="Courier New" w:hAnsi="Courier New" w:hint="default"/>
+        <w:sz w:val="20"/>
+      </w:rPr>
+    </w:lvl>
+    <w:lvl w:ilvl="2" w:tentative="1">
+      <w:start w:val="1"/>
+      <w:numFmt w:val="bullet"/>
+      <w:lvlText w:val=""/>
+      <w:lvlJc w:val="left"/>
+      <w:pPr>
+        <w:tabs>
+          <w:tab w:val="num" w:pos="2160"/>
+        </w:tabs>
+        <w:ind w:left="2160" w:hanging="360"/>
+      </w:pPr>
+      <w:rPr>
+        <w:rFonts w:ascii="Wingdings" w:hAnsi="Wingdings" w:hint="default"/>
+        <w:sz w:val="20"/>
+      </w:rPr>
+    </w:lvl>
+    <w:lvl w:ilvl="3" w:tentative="1">
+      <w:start w:val="1"/>
+      <w:numFmt w:val="bullet"/>
+      <w:lvlText w:val=""/>
+      <w:lvlJc w:val="left"/>
+      <w:pPr>
+        <w:tabs>
+          <w:tab w:val="num" w:pos="2880"/>
+        </w:tabs>
+        <w:ind w:left="2880" w:hanging="360"/>
+      </w:pPr>
+      <w:rPr>
+        <w:rFonts w:ascii="Wingdings" w:hAnsi="Wingdings" w:hint="default"/>
+        <w:sz w:val="20"/>
+      </w:rPr>
+    </w:lvl>
+    <w:lvl w:ilvl="4" w:tentative="1">
+      <w:start w:val="1"/>
+      <w:numFmt w:val="bullet"/>
+      <w:lvlText w:val=""/>
+      <w:lvlJc w:val="left"/>
+      <w:pPr>
+        <w:tabs>
+          <w:tab w:val="num" w:pos="3600"/>
+        </w:tabs>
+        <w:ind w:left="3600" w:hanging="360"/>
+      </w:pPr>
+      <w:rPr>
+        <w:rFonts w:ascii="Wingdings" w:hAnsi="Wingdings" w:hint="default"/>
+        <w:sz w:val="20"/>
+      </w:rPr>
+    </w:lvl>
+    <w:lvl w:ilvl="5" w:tentative="1">
+      <w:start w:val="1"/>
+      <w:numFmt w:val="bullet"/>
+      <w:lvlText w:val=""/>
+      <w:lvlJc w:val="left"/>
+      <w:pPr>
+        <w:tabs>
+          <w:tab w:val="num" w:pos="4320"/>
+        </w:tabs>
+        <w:ind w:left="4320" w:hanging="360"/>
+      </w:pPr>
+      <w:rPr>
+        <w:rFonts w:ascii="Wingdings" w:hAnsi="Wingdings" w:hint="default"/>
+        <w:sz w:val="20"/>
+      </w:rPr>
+    </w:lvl>
+    <w:lvl w:ilvl="6" w:tentative="1">
+      <w:start w:val="1"/>
+      <w:numFmt w:val="bullet"/>
+      <w:lvlText w:val=""/>
+      <w:lvlJc w:val="left"/>
+      <w:pPr>
+        <w:tabs>
+          <w:tab w:val="num" w:pos="5040"/>
+        </w:tabs>
+        <w:ind w:left="5040" w:hanging="360"/>
+      </w:pPr>
+      <w:rPr>
+        <w:rFonts w:ascii="Wingdings" w:hAnsi="Wingdings" w:hint="default"/>
+        <w:sz w:val="20"/>
+      </w:rPr>
+    </w:lvl>
+    <w:lvl w:ilvl="7" w:tentative="1">
+      <w:start w:val="1"/>
+      <w:numFmt w:val="bullet"/>
+      <w:lvlText w:val=""/>
+      <w:lvlJc w:val="left"/>
+      <w:pPr>
+        <w:tabs>
+          <w:tab w:val="num" w:pos="5760"/>
+        </w:tabs>
+        <w:ind w:left="5760" w:hanging="360"/>
+      </w:pPr>
+      <w:rPr>
+        <w:rFonts w:ascii="Wingdings" w:hAnsi="Wingdings" w:hint="default"/>
+        <w:sz w:val="20"/>
+      </w:rPr>
+    </w:lvl>
+    <w:lvl w:ilvl="8" w:tentative="1">
+      <w:start w:val="1"/>
+      <w:numFmt w:val="bullet"/>
+      <w:lvlText w:val=""/>
+      <w:lvlJc w:val="left"/>
+      <w:pPr>
+        <w:tabs>
+          <w:tab w:val="num" w:pos="6480"/>
+        </w:tabs>
+        <w:ind w:left="6480" w:hanging="360"/>
+      </w:pPr>
+      <w:rPr>
+        <w:rFonts w:ascii="Wingdings" w:hAnsi="Wingdings" w:hint="default"/>
+        <w:sz w:val="20"/>
+      </w:rPr>
+    </w:lvl>
+  </w:abstractNum>
+  <w:abstractNum w:abstractNumId="2" w15:restartNumberingAfterBreak="0">
     <w:nsid w:val="47F82FEB"/>
     <w:multiLevelType w:val="hybridMultilevel"/>
     <w:tmpl w:val="24A891B8"/>
@@ -577,11 +826,130 @@
       </w:rPr>
     </w:lvl>
   </w:abstractNum>
+  <w:abstractNum w:abstractNumId="3" w15:restartNumberingAfterBreak="0">
+    <w:nsid w:val="68781626"/>
+    <w:multiLevelType w:val="multilevel"/>
+    <w:tmpl w:val="D04C9CF8"/>
+    <w:lvl w:ilvl="0">
+      <w:start w:val="1"/>
+      <w:numFmt w:val="decimal"/>
+      <w:lvlText w:val="%1."/>
+      <w:lvlJc w:val="left"/>
+      <w:pPr>
+        <w:tabs>
+          <w:tab w:val="num" w:pos="720"/>
+        </w:tabs>
+        <w:ind w:left="720" w:hanging="360"/>
+      </w:pPr>
+    </w:lvl>
+    <w:lvl w:ilvl="1" w:tentative="1">
+      <w:start w:val="1"/>
+      <w:numFmt w:val="decimal"/>
+      <w:lvlText w:val="%2."/>
+      <w:lvlJc w:val="left"/>
+      <w:pPr>
+        <w:tabs>
+          <w:tab w:val="num" w:pos="1440"/>
+        </w:tabs>
+        <w:ind w:left="1440" w:hanging="360"/>
+      </w:pPr>
+    </w:lvl>
+    <w:lvl w:ilvl="2" w:tentative="1">
+      <w:start w:val="1"/>
+      <w:numFmt w:val="decimal"/>
+      <w:lvlText w:val="%3."/>
+      <w:lvlJc w:val="left"/>
+      <w:pPr>
+        <w:tabs>
+          <w:tab w:val="num" w:pos="2160"/>
+        </w:tabs>
+        <w:ind w:left="2160" w:hanging="360"/>
+      </w:pPr>
+    </w:lvl>
+    <w:lvl w:ilvl="3" w:tentative="1">
+      <w:start w:val="1"/>
+      <w:numFmt w:val="decimal"/>
+      <w:lvlText w:val="%4."/>
+      <w:lvlJc w:val="left"/>
+      <w:pPr>
+        <w:tabs>
+          <w:tab w:val="num" w:pos="2880"/>
+        </w:tabs>
+        <w:ind w:left="2880" w:hanging="360"/>
+      </w:pPr>
+    </w:lvl>
+    <w:lvl w:ilvl="4" w:tentative="1">
+      <w:start w:val="1"/>
+      <w:numFmt w:val="decimal"/>
+      <w:lvlText w:val="%5."/>
+      <w:lvlJc w:val="left"/>
+      <w:pPr>
+        <w:tabs>
+          <w:tab w:val="num" w:pos="3600"/>
+        </w:tabs>
+        <w:ind w:left="3600" w:hanging="360"/>
+      </w:pPr>
+    </w:lvl>
+    <w:lvl w:ilvl="5" w:tentative="1">
+      <w:start w:val="1"/>
+      <w:numFmt w:val="decimal"/>
+      <w:lvlText w:val="%6."/>
+      <w:lvlJc w:val="left"/>
+      <w:pPr>
+        <w:tabs>
+          <w:tab w:val="num" w:pos="4320"/>
+        </w:tabs>
+        <w:ind w:left="4320" w:hanging="360"/>
+      </w:pPr>
+    </w:lvl>
+    <w:lvl w:ilvl="6" w:tentative="1">
+      <w:start w:val="1"/>
+      <w:numFmt w:val="decimal"/>
+      <w:lvlText w:val="%7."/>
+      <w:lvlJc w:val="left"/>
+      <w:pPr>
+        <w:tabs>
+          <w:tab w:val="num" w:pos="5040"/>
+        </w:tabs>
+        <w:ind w:left="5040" w:hanging="360"/>
+      </w:pPr>
+    </w:lvl>
+    <w:lvl w:ilvl="7" w:tentative="1">
+      <w:start w:val="1"/>
+      <w:numFmt w:val="decimal"/>
+      <w:lvlText w:val="%8."/>
+      <w:lvlJc w:val="left"/>
+      <w:pPr>
+        <w:tabs>
+          <w:tab w:val="num" w:pos="5760"/>
+        </w:tabs>
+        <w:ind w:left="5760" w:hanging="360"/>
+      </w:pPr>
+    </w:lvl>
+    <w:lvl w:ilvl="8" w:tentative="1">
+      <w:start w:val="1"/>
+      <w:numFmt w:val="decimal"/>
+      <w:lvlText w:val="%9."/>
+      <w:lvlJc w:val="left"/>
+      <w:pPr>
+        <w:tabs>
+          <w:tab w:val="num" w:pos="6480"/>
+        </w:tabs>
+        <w:ind w:left="6480" w:hanging="360"/>
+      </w:pPr>
+    </w:lvl>
+  </w:abstractNum>
   <w:num w:numId="1" w16cid:durableId="163204496">
-    <w:abstractNumId w:val="1"/>
+    <w:abstractNumId w:val="2"/>
   </w:num>
   <w:num w:numId="2" w16cid:durableId="788015375">
     <w:abstractNumId w:val="0"/>
+  </w:num>
+  <w:num w:numId="3" w16cid:durableId="82339482">
+    <w:abstractNumId w:val="1"/>
+  </w:num>
+  <w:num w:numId="4" w16cid:durableId="604970914">
+    <w:abstractNumId w:val="3"/>
   </w:num>
 </w:numbering>
 </file>
